--- a/week3.docx
+++ b/week3.docx
@@ -63,9 +63,9 @@
         <w:tblLook w:val="04A0" w:firstRow="1" w:lastRow="0" w:firstColumn="1" w:lastColumn="0" w:noHBand="0" w:noVBand="1"/>
       </w:tblPr>
       <w:tblGrid>
-        <w:gridCol w:w="2881"/>
-        <w:gridCol w:w="2917"/>
-        <w:gridCol w:w="2832"/>
+        <w:gridCol w:w="2896"/>
+        <w:gridCol w:w="2930"/>
+        <w:gridCol w:w="2804"/>
       </w:tblGrid>
       <w:tr>
         <w:trPr>
@@ -128,15 +128,27 @@
                 <w:bCs/>
               </w:rPr>
             </w:pPr>
-            <w:proofErr w:type="spellStart"/>
-            <w:r>
-              <w:rPr>
-                <w:b/>
-                <w:bCs/>
-              </w:rPr>
-              <w:t>KeyType</w:t>
-            </w:r>
-            <w:proofErr w:type="spellEnd"/>
+            <w:r>
+              <w:rPr>
+                <w:b/>
+                <w:bCs/>
+              </w:rPr>
+              <w:t>Key</w:t>
+            </w:r>
+            <w:r>
+              <w:rPr>
+                <w:b/>
+                <w:bCs/>
+              </w:rPr>
+              <w:t xml:space="preserve"> </w:t>
+            </w:r>
+            <w:r>
+              <w:rPr>
+                <w:b/>
+                <w:bCs/>
+              </w:rPr>
+              <w:t>Type</w:t>
+            </w:r>
           </w:p>
         </w:tc>
       </w:tr>
@@ -368,15 +380,27 @@
                 <w:bCs/>
               </w:rPr>
             </w:pPr>
-            <w:proofErr w:type="spellStart"/>
-            <w:r>
-              <w:rPr>
-                <w:b/>
-                <w:bCs/>
-              </w:rPr>
-              <w:t>KeyType</w:t>
-            </w:r>
-            <w:proofErr w:type="spellEnd"/>
+            <w:r>
+              <w:rPr>
+                <w:b/>
+                <w:bCs/>
+              </w:rPr>
+              <w:t>Key</w:t>
+            </w:r>
+            <w:r>
+              <w:rPr>
+                <w:b/>
+                <w:bCs/>
+              </w:rPr>
+              <w:t xml:space="preserve"> </w:t>
+            </w:r>
+            <w:r>
+              <w:rPr>
+                <w:b/>
+                <w:bCs/>
+              </w:rPr>
+              <w:t>Type</w:t>
+            </w:r>
           </w:p>
         </w:tc>
       </w:tr>
@@ -533,9 +557,9 @@
         <w:tblLook w:val="04A0" w:firstRow="1" w:lastRow="0" w:firstColumn="1" w:lastColumn="0" w:noHBand="0" w:noVBand="1"/>
       </w:tblPr>
       <w:tblGrid>
-        <w:gridCol w:w="2850"/>
-        <w:gridCol w:w="2930"/>
-        <w:gridCol w:w="2850"/>
+        <w:gridCol w:w="2866"/>
+        <w:gridCol w:w="2941"/>
+        <w:gridCol w:w="2823"/>
       </w:tblGrid>
       <w:tr>
         <w:trPr>
@@ -598,15 +622,27 @@
                 <w:bCs/>
               </w:rPr>
             </w:pPr>
-            <w:proofErr w:type="spellStart"/>
-            <w:r>
-              <w:rPr>
-                <w:b/>
-                <w:bCs/>
-              </w:rPr>
-              <w:t>KeyType</w:t>
-            </w:r>
-            <w:proofErr w:type="spellEnd"/>
+            <w:r>
+              <w:rPr>
+                <w:b/>
+                <w:bCs/>
+              </w:rPr>
+              <w:t>Key</w:t>
+            </w:r>
+            <w:r>
+              <w:rPr>
+                <w:b/>
+                <w:bCs/>
+              </w:rPr>
+              <w:t xml:space="preserve"> </w:t>
+            </w:r>
+            <w:r>
+              <w:rPr>
+                <w:b/>
+                <w:bCs/>
+              </w:rPr>
+              <w:t>Type</w:t>
+            </w:r>
           </w:p>
         </w:tc>
       </w:tr>
@@ -769,9 +805,9 @@
         <w:tblLook w:val="04A0" w:firstRow="1" w:lastRow="0" w:firstColumn="1" w:lastColumn="0" w:noHBand="0" w:noVBand="1"/>
       </w:tblPr>
       <w:tblGrid>
-        <w:gridCol w:w="2869"/>
-        <w:gridCol w:w="2922"/>
-        <w:gridCol w:w="2839"/>
+        <w:gridCol w:w="2885"/>
+        <w:gridCol w:w="2934"/>
+        <w:gridCol w:w="2811"/>
       </w:tblGrid>
       <w:tr>
         <w:trPr>
@@ -834,15 +870,27 @@
                 <w:bCs/>
               </w:rPr>
             </w:pPr>
-            <w:proofErr w:type="spellStart"/>
-            <w:r>
-              <w:rPr>
-                <w:b/>
-                <w:bCs/>
-              </w:rPr>
-              <w:t>KeyType</w:t>
-            </w:r>
-            <w:proofErr w:type="spellEnd"/>
+            <w:r>
+              <w:rPr>
+                <w:b/>
+                <w:bCs/>
+              </w:rPr>
+              <w:t>Key</w:t>
+            </w:r>
+            <w:r>
+              <w:rPr>
+                <w:b/>
+                <w:bCs/>
+              </w:rPr>
+              <w:t xml:space="preserve"> </w:t>
+            </w:r>
+            <w:r>
+              <w:rPr>
+                <w:b/>
+                <w:bCs/>
+              </w:rPr>
+              <w:t>Type</w:t>
+            </w:r>
           </w:p>
         </w:tc>
       </w:tr>
@@ -1005,9 +1053,9 @@
         <w:tblLook w:val="04A0" w:firstRow="1" w:lastRow="0" w:firstColumn="1" w:lastColumn="0" w:noHBand="0" w:noVBand="1"/>
       </w:tblPr>
       <w:tblGrid>
-        <w:gridCol w:w="2869"/>
-        <w:gridCol w:w="2922"/>
-        <w:gridCol w:w="2839"/>
+        <w:gridCol w:w="2885"/>
+        <w:gridCol w:w="2934"/>
+        <w:gridCol w:w="2811"/>
       </w:tblGrid>
       <w:tr>
         <w:trPr>
@@ -1070,15 +1118,27 @@
                 <w:bCs/>
               </w:rPr>
             </w:pPr>
-            <w:proofErr w:type="spellStart"/>
-            <w:r>
-              <w:rPr>
-                <w:b/>
-                <w:bCs/>
-              </w:rPr>
-              <w:t>KeyType</w:t>
-            </w:r>
-            <w:proofErr w:type="spellEnd"/>
+            <w:r>
+              <w:rPr>
+                <w:b/>
+                <w:bCs/>
+              </w:rPr>
+              <w:t>Key</w:t>
+            </w:r>
+            <w:r>
+              <w:rPr>
+                <w:b/>
+                <w:bCs/>
+              </w:rPr>
+              <w:t xml:space="preserve"> </w:t>
+            </w:r>
+            <w:r>
+              <w:rPr>
+                <w:b/>
+                <w:bCs/>
+              </w:rPr>
+              <w:t>Type</w:t>
+            </w:r>
           </w:p>
         </w:tc>
       </w:tr>
@@ -1218,7 +1278,48 @@
     <w:p>
       <w:pPr>
         <w:pStyle w:val="ListParagraph"/>
+        <w:jc w:val="both"/>
       </w:pPr>
+    </w:p>
+    <w:p>
+      <w:pPr>
+        <w:pStyle w:val="ListParagraph"/>
+        <w:jc w:val="both"/>
+      </w:pPr>
+    </w:p>
+    <w:p>
+      <w:pPr>
+        <w:pStyle w:val="ListParagraph"/>
+        <w:jc w:val="both"/>
+      </w:pPr>
+      <w:r>
+        <w:t>integrity, datatype, attributes,</w:t>
+      </w:r>
+      <w:r>
+        <w:t xml:space="preserve"> </w:t>
+      </w:r>
+      <w:r>
+        <w:t xml:space="preserve">normalization, pf, </w:t>
+      </w:r>
+      <w:proofErr w:type="spellStart"/>
+      <w:proofErr w:type="gramStart"/>
+      <w:r>
+        <w:t>fk</w:t>
+      </w:r>
+      <w:proofErr w:type="spellEnd"/>
+      <w:r>
+        <w:t xml:space="preserve"> ,</w:t>
+      </w:r>
+      <w:proofErr w:type="gramEnd"/>
+      <w:r>
+        <w:t xml:space="preserve"> re</w:t>
+      </w:r>
+      <w:r>
+        <w:t>lat</w:t>
+      </w:r>
+      <w:r>
+        <w:t>ionships</w:t>
+      </w:r>
     </w:p>
     <w:sectPr>
       <w:pgSz w:w="12240" w:h="15840"/>
